--- a/통합사회_수행평가_전자청원문_결정문.docx
+++ b/통합사회_수행평가_전자청원문_결정문.docx
@@ -280,7 +280,7 @@
                 <w:sz w:val="18"/>
                 <w:szCs w:val="18"/>
               </w:rPr>
-              <w:t xml:space="preserve">① 「만화로 보는 결정문」에서 사례 1개 선택 → 조사지 A 작성</w:t>
+              <w:t xml:space="preserve">① 내 청원 주제 정하기 + 국회전자청원에서 비슷한 청원 형식 살펴보기 → 조사지 앞면</w:t>
             </w:r>
           </w:p>
           <w:p>
@@ -293,7 +293,7 @@
                 <w:sz w:val="18"/>
                 <w:szCs w:val="18"/>
               </w:rPr>
-              <w:t xml:space="preserve">② 내 청원 주제를 정하고, 국회전자청원에서 비슷한 청원을 검색해 쓰는 형식을 살펴본 뒤 조사지 B 작성</w:t>
+              <w:t xml:space="preserve">② 「만화로 보는 결정문」 사례 1개 선택 → 조사지 뒷면</w:t>
             </w:r>
           </w:p>
           <w:p>
@@ -363,7 +363,7 @@
                 <w:sz w:val="18"/>
                 <w:szCs w:val="18"/>
               </w:rPr>
-              <w:t xml:space="preserve">한 장 양면(앞 A·뒤 B), 수업 끝에 걷어 두었다가 2차시에 돌려줌</w:t>
+              <w:t xml:space="preserve">한 장 양면(앞 청원·뒤 결정문), 수업 끝에 걷어 두었다가 2차시에 돌려줌</w:t>
             </w:r>
           </w:p>
         </w:tc>
@@ -2070,7 +2070,7 @@
           <w:sz w:val="32"/>
           <w:szCs w:val="32"/>
         </w:rPr>
-        <w:t xml:space="preserve">[1차시] 조사 활동지 (앞) A — 결정문 사례 조사</w:t>
+        <w:t xml:space="preserve">[1차시] 조사 활동지 (앞면) — 내 청원 주제 조사</w:t>
       </w:r>
     </w:p>
     <w:p>
@@ -2085,7 +2085,7 @@
           <w:sz w:val="18"/>
           <w:szCs w:val="18"/>
         </w:rPr>
-        <w:t xml:space="preserve">헌법재판소 누리집(ccourt.go.kr) → 「만화로 보는 결정문」에서 사례 1개를 고르세요.</w:t>
+        <w:t xml:space="preserve">청원은 내가 직접 씁니다. 국회전자청원(petitions.assembly.go.kr)에서는 비슷한 청원을 검색해 쓰는 형식만 참고하세요.</w:t>
       </w:r>
     </w:p>
     <w:p>
@@ -2284,7 +2284,7 @@
                 <w:sz w:val="20"/>
                 <w:szCs w:val="20"/>
               </w:rPr>
-              <w:t xml:space="preserve">사건 이름</w:t>
+              <w:t xml:space="preserve">내 청원 주제</w:t>
             </w:r>
           </w:p>
         </w:tc>
@@ -2318,7 +2318,7 @@
                 <w:sz w:val="16"/>
                 <w:szCs w:val="16"/>
               </w:rPr>
-              <w:t xml:space="preserve">예) ○○법 제○조 위헌소원 — 헌법불합치·한정위헌 사례도 가능, 각하 사례는 고르지 마세요</w:t>
+              <w:t xml:space="preserve">내가 바꾸고 싶은 법·제도 문제를 한 줄로 (뒷면 결정문 사례와 다른 주제 권장)</w:t>
             </w:r>
           </w:p>
         </w:tc>
@@ -2326,7 +2326,7 @@
       <w:tr>
         <w:trPr>
           <w:cantSplit/>
-          <w:trHeight w:val="2268" w:hRule="atLeast"/>
+          <w:trHeight w:val="1134" w:hRule="atLeast"/>
         </w:trPr>
         <w:tc>
           <w:tcPr>
@@ -2359,7 +2359,7 @@
                 <w:sz w:val="20"/>
                 <w:szCs w:val="20"/>
               </w:rPr>
-              <w:t xml:space="preserve">누가, 왜</w:t>
+              <w:t xml:space="preserve">비슷한 청원</w:t>
             </w:r>
           </w:p>
           <w:p>
@@ -2375,7 +2375,7 @@
                 <w:sz w:val="20"/>
                 <w:szCs w:val="20"/>
               </w:rPr>
-              <w:t xml:space="preserve">청구했나?</w:t>
+              <w:t xml:space="preserve">살펴보기</w:t>
             </w:r>
           </w:p>
         </w:tc>
@@ -2409,7 +2409,7 @@
                 <w:sz w:val="16"/>
                 <w:szCs w:val="16"/>
               </w:rPr>
-              <w:t xml:space="preserve">청구인은 누구이고, 어떤 법(공권력) 때문에 어떤 불이익을 받았나요?</w:t>
+              <w:t xml:space="preserve">검색어:            / 비슷한 청원 제목 1~2개 — 내용을 베끼지 말고 제목·취지·내용을 어떻게 썼는지만 살펴보세요</w:t>
             </w:r>
           </w:p>
         </w:tc>
@@ -2417,7 +2417,7 @@
       <w:tr>
         <w:trPr>
           <w:cantSplit/>
-          <w:trHeight w:val="1247" w:hRule="atLeast"/>
+          <w:trHeight w:val="2155" w:hRule="atLeast"/>
         </w:trPr>
         <w:tc>
           <w:tcPr>
@@ -2450,7 +2450,7 @@
                 <w:sz w:val="20"/>
                 <w:szCs w:val="20"/>
               </w:rPr>
-              <w:t xml:space="preserve">청구인의 기본권</w:t>
+              <w:t xml:space="preserve">문제 상황</w:t>
             </w:r>
           </w:p>
         </w:tc>
@@ -2484,7 +2484,7 @@
                 <w:sz w:val="16"/>
                 <w:szCs w:val="16"/>
               </w:rPr>
-              <w:t xml:space="preserve">청구인이 침해되었다고 주장한 기본권 + 헌법 제  조 제  항</w:t>
+              <w:t xml:space="preserve">누가, 어떤 상황에서, 어떤 불이익을 겪고 있나요?</w:t>
             </w:r>
           </w:p>
         </w:tc>
@@ -2492,7 +2492,7 @@
       <w:tr>
         <w:trPr>
           <w:cantSplit/>
-          <w:trHeight w:val="1701" w:hRule="atLeast"/>
+          <w:trHeight w:val="794" w:hRule="atLeast"/>
         </w:trPr>
         <w:tc>
           <w:tcPr>
@@ -2525,7 +2525,7 @@
                 <w:sz w:val="20"/>
                 <w:szCs w:val="20"/>
               </w:rPr>
-              <w:t xml:space="preserve">반대편의 입장</w:t>
+              <w:t xml:space="preserve">침해의 원인</w:t>
             </w:r>
           </w:p>
           <w:p>
@@ -2541,7 +2541,7 @@
                 <w:sz w:val="20"/>
                 <w:szCs w:val="20"/>
               </w:rPr>
-              <w:t xml:space="preserve">(공익)</w:t>
+              <w:t xml:space="preserve">(법·제도)</w:t>
             </w:r>
           </w:p>
         </w:tc>
@@ -2575,7 +2575,7 @@
                 <w:sz w:val="16"/>
                 <w:szCs w:val="16"/>
               </w:rPr>
-              <w:t xml:space="preserve">그 법이 만들어진 이유, 지키려는 공익은?</w:t>
+              <w:t xml:space="preserve">예) ○○법 제○조, ○○ 제도·정책</w:t>
             </w:r>
           </w:p>
         </w:tc>
@@ -2583,7 +2583,7 @@
       <w:tr>
         <w:trPr>
           <w:cantSplit/>
-          <w:trHeight w:val="680" w:hRule="atLeast"/>
+          <w:trHeight w:val="907" w:hRule="atLeast"/>
         </w:trPr>
         <w:tc>
           <w:tcPr>
@@ -2616,7 +2616,7 @@
                 <w:sz w:val="20"/>
                 <w:szCs w:val="20"/>
               </w:rPr>
-              <w:t xml:space="preserve">실제 결정</w:t>
+              <w:t xml:space="preserve">침해된 기본권</w:t>
             </w:r>
           </w:p>
         </w:tc>
@@ -2650,7 +2650,7 @@
                 <w:sz w:val="16"/>
                 <w:szCs w:val="16"/>
               </w:rPr>
-              <w:t xml:space="preserve">□ 합헌  □ 위헌  □ 헌법불합치  □ 기타(          )   결정 연도:</w:t>
+              <w:t xml:space="preserve">□ 자유권 □ 평등권 □ 사회권 □ 참정권 □ 청구권      헌법 제   조 제   항</w:t>
             </w:r>
           </w:p>
         </w:tc>
@@ -2658,7 +2658,7 @@
       <w:tr>
         <w:trPr>
           <w:cantSplit/>
-          <w:trHeight w:val="2041" w:hRule="atLeast"/>
+          <w:trHeight w:val="1928" w:hRule="atLeast"/>
         </w:trPr>
         <w:tc>
           <w:tcPr>
@@ -2691,7 +2691,7 @@
                 <w:sz w:val="20"/>
                 <w:szCs w:val="20"/>
               </w:rPr>
-              <w:t xml:space="preserve">핵심 이유</w:t>
+              <w:t xml:space="preserve">근거 자료</w:t>
             </w:r>
           </w:p>
         </w:tc>
@@ -2725,7 +2725,7 @@
                 <w:sz w:val="16"/>
                 <w:szCs w:val="16"/>
               </w:rPr>
-              <w:t xml:space="preserve">헌법재판소가 그렇게 판단한 이유 1~2가지</w:t>
+              <w:t xml:space="preserve">기사 제목·언론사·날짜, 또는 통계 수치와 출처</w:t>
             </w:r>
           </w:p>
         </w:tc>
@@ -2733,7 +2733,7 @@
       <w:tr>
         <w:trPr>
           <w:cantSplit/>
-          <w:trHeight w:val="1701" w:hRule="atLeast"/>
+          <w:trHeight w:val="1474" w:hRule="atLeast"/>
         </w:trPr>
         <w:tc>
           <w:tcPr>
@@ -2766,7 +2766,7 @@
                 <w:sz w:val="20"/>
                 <w:szCs w:val="20"/>
               </w:rPr>
-              <w:t xml:space="preserve">나의 생각</w:t>
+              <w:t xml:space="preserve">반대 입장은?</w:t>
             </w:r>
           </w:p>
         </w:tc>
@@ -2800,7 +2800,7 @@
                 <w:sz w:val="16"/>
                 <w:szCs w:val="16"/>
               </w:rPr>
-              <w:t xml:space="preserve">나는 이 결정에 □ 동의한다 □ 동의하지 않는다. 왜냐하면…</w:t>
+              <w:t xml:space="preserve">이 법·제도가 필요하다고 보는 사람들의 이유</w:t>
             </w:r>
           </w:p>
         </w:tc>
@@ -2808,7 +2808,7 @@
       <w:tr>
         <w:trPr>
           <w:cantSplit/>
-          <w:trHeight w:val="680" w:hRule="atLeast"/>
+          <w:trHeight w:val="1588" w:hRule="atLeast"/>
         </w:trPr>
         <w:tc>
           <w:tcPr>
@@ -2841,7 +2841,23 @@
                 <w:sz w:val="20"/>
                 <w:szCs w:val="20"/>
               </w:rPr>
-              <w:t xml:space="preserve">출처</w:t>
+              <w:t xml:space="preserve">청원 제목·취지</w:t>
+            </w:r>
+          </w:p>
+          <w:p>
+            <w:pPr>
+              <w:spacing w:after="40" w:before="0"/>
+              <w:jc w:val="center"/>
+            </w:pPr>
+            <w:r>
+              <w:rPr>
+                <w:rFonts w:ascii="맑은 고딕" w:cs="맑은 고딕" w:eastAsia="맑은 고딕" w:hAnsi="맑은 고딕"/>
+                <w:b/>
+                <w:bCs/>
+                <w:sz w:val="20"/>
+                <w:szCs w:val="20"/>
+              </w:rPr>
+              <w:t xml:space="preserve">메모</w:t>
             </w:r>
           </w:p>
         </w:tc>
@@ -2875,7 +2891,7 @@
                 <w:sz w:val="16"/>
                 <w:szCs w:val="16"/>
               </w:rPr>
-              <w:t xml:space="preserve">사이트 이름·사건번호 등</w:t>
+              <w:t xml:space="preserve">제목:                                         / 국회에 무엇을 어떻게 바꿔 달라고 할까? (법 개정·제도 개선)</w:t>
             </w:r>
           </w:p>
         </w:tc>
@@ -2899,7 +2915,7 @@
           <w:sz w:val="32"/>
           <w:szCs w:val="32"/>
         </w:rPr>
-        <w:t xml:space="preserve">[1차시] 조사 활동지 (뒤) B — 내 청원 주제 조사</w:t>
+        <w:t xml:space="preserve">[1차시] 조사 활동지 (뒷면) — 결정문 사례 조사</w:t>
       </w:r>
     </w:p>
     <w:p>
@@ -2914,7 +2930,7 @@
           <w:sz w:val="18"/>
           <w:szCs w:val="18"/>
         </w:rPr>
-        <w:t xml:space="preserve">청원은 내가 직접 씁니다. 국회전자청원(petitions.assembly.go.kr)에서는 비슷한 청원을 검색해 쓰는 형식만 참고하세요.</w:t>
+        <w:t xml:space="preserve">헌법재판소 누리집(ccourt.go.kr) → 「만화로 보는 결정문」에서 사례 1개를 고르세요.</w:t>
       </w:r>
     </w:p>
     <w:p>
@@ -2996,7 +3012,7 @@
                 <w:sz w:val="20"/>
                 <w:szCs w:val="20"/>
               </w:rPr>
-              <w:t xml:space="preserve">내 청원 주제</w:t>
+              <w:t xml:space="preserve">사건 이름</w:t>
             </w:r>
           </w:p>
         </w:tc>
@@ -3030,339 +3046,7 @@
                 <w:sz w:val="16"/>
                 <w:szCs w:val="16"/>
               </w:rPr>
-              <w:t xml:space="preserve">내가 바꾸고 싶은 법·제도 문제를 한 줄로 (A와 다른 주제 권장)</w:t>
-            </w:r>
-          </w:p>
-        </w:tc>
-      </w:tr>
-      <w:tr>
-        <w:trPr>
-          <w:cantSplit/>
-          <w:trHeight w:val="1134" w:hRule="atLeast"/>
-        </w:trPr>
-        <w:tc>
-          <w:tcPr>
-            <w:tcW w:type="dxa" w:w="2268"/>
-            <w:tcBorders>
-              <w:top w:val="single" w:color="808080" w:sz="4"/>
-              <w:left w:val="single" w:color="808080" w:sz="4"/>
-              <w:bottom w:val="single" w:color="808080" w:sz="4"/>
-              <w:right w:val="single" w:color="808080" w:sz="4"/>
-            </w:tcBorders>
-            <w:shd w:fill="DDEBF7" w:color="auto" w:val="clear"/>
-            <w:tcMar>
-              <w:top w:type="dxa" w:w="60"/>
-              <w:left w:type="dxa" w:w="100"/>
-              <w:bottom w:type="dxa" w:w="60"/>
-              <w:right w:type="dxa" w:w="100"/>
-            </w:tcMar>
-            <w:vAlign w:val="center"/>
-          </w:tcPr>
-          <w:p>
-            <w:pPr>
-              <w:spacing w:after="40" w:before="0"/>
-              <w:jc w:val="center"/>
-            </w:pPr>
-            <w:r>
-              <w:rPr>
-                <w:rFonts w:ascii="맑은 고딕" w:cs="맑은 고딕" w:eastAsia="맑은 고딕" w:hAnsi="맑은 고딕"/>
-                <w:b/>
-                <w:bCs/>
-                <w:sz w:val="20"/>
-                <w:szCs w:val="20"/>
-              </w:rPr>
-              <w:t xml:space="preserve">비슷한 청원</w:t>
-            </w:r>
-          </w:p>
-          <w:p>
-            <w:pPr>
-              <w:spacing w:after="40" w:before="0"/>
-              <w:jc w:val="center"/>
-            </w:pPr>
-            <w:r>
-              <w:rPr>
-                <w:rFonts w:ascii="맑은 고딕" w:cs="맑은 고딕" w:eastAsia="맑은 고딕" w:hAnsi="맑은 고딕"/>
-                <w:b/>
-                <w:bCs/>
-                <w:sz w:val="20"/>
-                <w:szCs w:val="20"/>
-              </w:rPr>
-              <w:t xml:space="preserve">살펴보기</w:t>
-            </w:r>
-          </w:p>
-        </w:tc>
-        <w:tc>
-          <w:tcPr>
-            <w:tcW w:type="dxa" w:w="7938"/>
-            <w:tcBorders>
-              <w:top w:val="single" w:color="808080" w:sz="4"/>
-              <w:left w:val="single" w:color="808080" w:sz="4"/>
-              <w:bottom w:val="single" w:color="808080" w:sz="4"/>
-              <w:right w:val="single" w:color="808080" w:sz="4"/>
-            </w:tcBorders>
-            <w:tcMar>
-              <w:top w:type="dxa" w:w="60"/>
-              <w:left w:type="dxa" w:w="100"/>
-              <w:bottom w:type="dxa" w:w="60"/>
-              <w:right w:type="dxa" w:w="100"/>
-            </w:tcMar>
-            <w:vAlign w:val="top"/>
-          </w:tcPr>
-          <w:p>
-            <w:pPr>
-              <w:spacing w:after="40" w:before="0"/>
-            </w:pPr>
-            <w:r>
-              <w:rPr>
-                <w:rFonts w:ascii="맑은 고딕" w:cs="맑은 고딕" w:eastAsia="맑은 고딕" w:hAnsi="맑은 고딕"/>
-                <w:i/>
-                <w:iCs/>
-                <w:color w:val="7F7F7F"/>
-                <w:sz w:val="16"/>
-                <w:szCs w:val="16"/>
-              </w:rPr>
-              <w:t xml:space="preserve">검색어:            / 비슷한 청원 제목 1~2개 — 내용을 베끼지 말고 제목·취지·내용을 어떻게 썼는지만 살펴보세요</w:t>
-            </w:r>
-          </w:p>
-        </w:tc>
-      </w:tr>
-      <w:tr>
-        <w:trPr>
-          <w:cantSplit/>
-          <w:trHeight w:val="2495" w:hRule="atLeast"/>
-        </w:trPr>
-        <w:tc>
-          <w:tcPr>
-            <w:tcW w:type="dxa" w:w="2268"/>
-            <w:tcBorders>
-              <w:top w:val="single" w:color="808080" w:sz="4"/>
-              <w:left w:val="single" w:color="808080" w:sz="4"/>
-              <w:bottom w:val="single" w:color="808080" w:sz="4"/>
-              <w:right w:val="single" w:color="808080" w:sz="4"/>
-            </w:tcBorders>
-            <w:shd w:fill="DDEBF7" w:color="auto" w:val="clear"/>
-            <w:tcMar>
-              <w:top w:type="dxa" w:w="60"/>
-              <w:left w:type="dxa" w:w="100"/>
-              <w:bottom w:type="dxa" w:w="60"/>
-              <w:right w:type="dxa" w:w="100"/>
-            </w:tcMar>
-            <w:vAlign w:val="center"/>
-          </w:tcPr>
-          <w:p>
-            <w:pPr>
-              <w:spacing w:after="40" w:before="0"/>
-              <w:jc w:val="center"/>
-            </w:pPr>
-            <w:r>
-              <w:rPr>
-                <w:rFonts w:ascii="맑은 고딕" w:cs="맑은 고딕" w:eastAsia="맑은 고딕" w:hAnsi="맑은 고딕"/>
-                <w:b/>
-                <w:bCs/>
-                <w:sz w:val="20"/>
-                <w:szCs w:val="20"/>
-              </w:rPr>
-              <w:t xml:space="preserve">문제 상황</w:t>
-            </w:r>
-          </w:p>
-        </w:tc>
-        <w:tc>
-          <w:tcPr>
-            <w:tcW w:type="dxa" w:w="7938"/>
-            <w:tcBorders>
-              <w:top w:val="single" w:color="808080" w:sz="4"/>
-              <w:left w:val="single" w:color="808080" w:sz="4"/>
-              <w:bottom w:val="single" w:color="808080" w:sz="4"/>
-              <w:right w:val="single" w:color="808080" w:sz="4"/>
-            </w:tcBorders>
-            <w:tcMar>
-              <w:top w:type="dxa" w:w="60"/>
-              <w:left w:type="dxa" w:w="100"/>
-              <w:bottom w:type="dxa" w:w="60"/>
-              <w:right w:type="dxa" w:w="100"/>
-            </w:tcMar>
-            <w:vAlign w:val="top"/>
-          </w:tcPr>
-          <w:p>
-            <w:pPr>
-              <w:spacing w:after="40" w:before="0"/>
-            </w:pPr>
-            <w:r>
-              <w:rPr>
-                <w:rFonts w:ascii="맑은 고딕" w:cs="맑은 고딕" w:eastAsia="맑은 고딕" w:hAnsi="맑은 고딕"/>
-                <w:i/>
-                <w:iCs/>
-                <w:color w:val="7F7F7F"/>
-                <w:sz w:val="16"/>
-                <w:szCs w:val="16"/>
-              </w:rPr>
-              <w:t xml:space="preserve">누가, 어떤 상황에서, 어떤 불이익을 겪고 있나요?</w:t>
-            </w:r>
-          </w:p>
-        </w:tc>
-      </w:tr>
-      <w:tr>
-        <w:trPr>
-          <w:cantSplit/>
-          <w:trHeight w:val="794" w:hRule="atLeast"/>
-        </w:trPr>
-        <w:tc>
-          <w:tcPr>
-            <w:tcW w:type="dxa" w:w="2268"/>
-            <w:tcBorders>
-              <w:top w:val="single" w:color="808080" w:sz="4"/>
-              <w:left w:val="single" w:color="808080" w:sz="4"/>
-              <w:bottom w:val="single" w:color="808080" w:sz="4"/>
-              <w:right w:val="single" w:color="808080" w:sz="4"/>
-            </w:tcBorders>
-            <w:shd w:fill="DDEBF7" w:color="auto" w:val="clear"/>
-            <w:tcMar>
-              <w:top w:type="dxa" w:w="60"/>
-              <w:left w:type="dxa" w:w="100"/>
-              <w:bottom w:type="dxa" w:w="60"/>
-              <w:right w:type="dxa" w:w="100"/>
-            </w:tcMar>
-            <w:vAlign w:val="center"/>
-          </w:tcPr>
-          <w:p>
-            <w:pPr>
-              <w:spacing w:after="40" w:before="0"/>
-              <w:jc w:val="center"/>
-            </w:pPr>
-            <w:r>
-              <w:rPr>
-                <w:rFonts w:ascii="맑은 고딕" w:cs="맑은 고딕" w:eastAsia="맑은 고딕" w:hAnsi="맑은 고딕"/>
-                <w:b/>
-                <w:bCs/>
-                <w:sz w:val="20"/>
-                <w:szCs w:val="20"/>
-              </w:rPr>
-              <w:t xml:space="preserve">침해의 원인</w:t>
-            </w:r>
-          </w:p>
-          <w:p>
-            <w:pPr>
-              <w:spacing w:after="40" w:before="0"/>
-              <w:jc w:val="center"/>
-            </w:pPr>
-            <w:r>
-              <w:rPr>
-                <w:rFonts w:ascii="맑은 고딕" w:cs="맑은 고딕" w:eastAsia="맑은 고딕" w:hAnsi="맑은 고딕"/>
-                <w:b/>
-                <w:bCs/>
-                <w:sz w:val="20"/>
-                <w:szCs w:val="20"/>
-              </w:rPr>
-              <w:t xml:space="preserve">(법·제도)</w:t>
-            </w:r>
-          </w:p>
-        </w:tc>
-        <w:tc>
-          <w:tcPr>
-            <w:tcW w:type="dxa" w:w="7938"/>
-            <w:tcBorders>
-              <w:top w:val="single" w:color="808080" w:sz="4"/>
-              <w:left w:val="single" w:color="808080" w:sz="4"/>
-              <w:bottom w:val="single" w:color="808080" w:sz="4"/>
-              <w:right w:val="single" w:color="808080" w:sz="4"/>
-            </w:tcBorders>
-            <w:tcMar>
-              <w:top w:type="dxa" w:w="60"/>
-              <w:left w:type="dxa" w:w="100"/>
-              <w:bottom w:type="dxa" w:w="60"/>
-              <w:right w:type="dxa" w:w="100"/>
-            </w:tcMar>
-            <w:vAlign w:val="top"/>
-          </w:tcPr>
-          <w:p>
-            <w:pPr>
-              <w:spacing w:after="40" w:before="0"/>
-            </w:pPr>
-            <w:r>
-              <w:rPr>
-                <w:rFonts w:ascii="맑은 고딕" w:cs="맑은 고딕" w:eastAsia="맑은 고딕" w:hAnsi="맑은 고딕"/>
-                <w:i/>
-                <w:iCs/>
-                <w:color w:val="7F7F7F"/>
-                <w:sz w:val="16"/>
-                <w:szCs w:val="16"/>
-              </w:rPr>
-              <w:t xml:space="preserve">예) ○○법 제○조, ○○ 제도·정책</w:t>
-            </w:r>
-          </w:p>
-        </w:tc>
-      </w:tr>
-      <w:tr>
-        <w:trPr>
-          <w:cantSplit/>
-          <w:trHeight w:val="907" w:hRule="atLeast"/>
-        </w:trPr>
-        <w:tc>
-          <w:tcPr>
-            <w:tcW w:type="dxa" w:w="2268"/>
-            <w:tcBorders>
-              <w:top w:val="single" w:color="808080" w:sz="4"/>
-              <w:left w:val="single" w:color="808080" w:sz="4"/>
-              <w:bottom w:val="single" w:color="808080" w:sz="4"/>
-              <w:right w:val="single" w:color="808080" w:sz="4"/>
-            </w:tcBorders>
-            <w:shd w:fill="DDEBF7" w:color="auto" w:val="clear"/>
-            <w:tcMar>
-              <w:top w:type="dxa" w:w="60"/>
-              <w:left w:type="dxa" w:w="100"/>
-              <w:bottom w:type="dxa" w:w="60"/>
-              <w:right w:type="dxa" w:w="100"/>
-            </w:tcMar>
-            <w:vAlign w:val="center"/>
-          </w:tcPr>
-          <w:p>
-            <w:pPr>
-              <w:spacing w:after="40" w:before="0"/>
-              <w:jc w:val="center"/>
-            </w:pPr>
-            <w:r>
-              <w:rPr>
-                <w:rFonts w:ascii="맑은 고딕" w:cs="맑은 고딕" w:eastAsia="맑은 고딕" w:hAnsi="맑은 고딕"/>
-                <w:b/>
-                <w:bCs/>
-                <w:sz w:val="20"/>
-                <w:szCs w:val="20"/>
-              </w:rPr>
-              <w:t xml:space="preserve">침해된 기본권</w:t>
-            </w:r>
-          </w:p>
-        </w:tc>
-        <w:tc>
-          <w:tcPr>
-            <w:tcW w:type="dxa" w:w="7938"/>
-            <w:tcBorders>
-              <w:top w:val="single" w:color="808080" w:sz="4"/>
-              <w:left w:val="single" w:color="808080" w:sz="4"/>
-              <w:bottom w:val="single" w:color="808080" w:sz="4"/>
-              <w:right w:val="single" w:color="808080" w:sz="4"/>
-            </w:tcBorders>
-            <w:tcMar>
-              <w:top w:type="dxa" w:w="60"/>
-              <w:left w:type="dxa" w:w="100"/>
-              <w:bottom w:type="dxa" w:w="60"/>
-              <w:right w:type="dxa" w:w="100"/>
-            </w:tcMar>
-            <w:vAlign w:val="top"/>
-          </w:tcPr>
-          <w:p>
-            <w:pPr>
-              <w:spacing w:after="40" w:before="0"/>
-            </w:pPr>
-            <w:r>
-              <w:rPr>
-                <w:rFonts w:ascii="맑은 고딕" w:cs="맑은 고딕" w:eastAsia="맑은 고딕" w:hAnsi="맑은 고딕"/>
-                <w:i/>
-                <w:iCs/>
-                <w:color w:val="7F7F7F"/>
-                <w:sz w:val="16"/>
-                <w:szCs w:val="16"/>
-              </w:rPr>
-              <w:t xml:space="preserve">□ 자유권 □ 평등권 □ 사회권 □ 참정권 □ 청구권      헌법 제   조 제   항</w:t>
+              <w:t xml:space="preserve">예) ○○법 제○조 위헌소원 — 헌법불합치·한정위헌 사례도 가능, 각하 사례는 고르지 마세요</w:t>
             </w:r>
           </w:p>
         </w:tc>
@@ -3403,7 +3087,23 @@
                 <w:sz w:val="20"/>
                 <w:szCs w:val="20"/>
               </w:rPr>
-              <w:t xml:space="preserve">근거 자료</w:t>
+              <w:t xml:space="preserve">누가, 왜</w:t>
+            </w:r>
+          </w:p>
+          <w:p>
+            <w:pPr>
+              <w:spacing w:after="40" w:before="0"/>
+              <w:jc w:val="center"/>
+            </w:pPr>
+            <w:r>
+              <w:rPr>
+                <w:rFonts w:ascii="맑은 고딕" w:cs="맑은 고딕" w:eastAsia="맑은 고딕" w:hAnsi="맑은 고딕"/>
+                <w:b/>
+                <w:bCs/>
+                <w:sz w:val="20"/>
+                <w:szCs w:val="20"/>
+              </w:rPr>
+              <w:t xml:space="preserve">청구했나?</w:t>
             </w:r>
           </w:p>
         </w:tc>
@@ -3437,7 +3137,7 @@
                 <w:sz w:val="16"/>
                 <w:szCs w:val="16"/>
               </w:rPr>
-              <w:t xml:space="preserve">기사 제목·언론사·날짜, 또는 통계 수치와 출처</w:t>
+              <w:t xml:space="preserve">청구인은 누구이고, 어떤 법(공권력) 때문에 어떤 불이익을 받았나요?</w:t>
             </w:r>
           </w:p>
         </w:tc>
@@ -3445,7 +3145,7 @@
       <w:tr>
         <w:trPr>
           <w:cantSplit/>
-          <w:trHeight w:val="1474" w:hRule="atLeast"/>
+          <w:trHeight w:val="1247" w:hRule="atLeast"/>
         </w:trPr>
         <w:tc>
           <w:tcPr>
@@ -3478,7 +3178,7 @@
                 <w:sz w:val="20"/>
                 <w:szCs w:val="20"/>
               </w:rPr>
-              <w:t xml:space="preserve">반대 입장은?</w:t>
+              <w:t xml:space="preserve">청구인의 기본권</w:t>
             </w:r>
           </w:p>
         </w:tc>
@@ -3512,7 +3212,7 @@
                 <w:sz w:val="16"/>
                 <w:szCs w:val="16"/>
               </w:rPr>
-              <w:t xml:space="preserve">이 법·제도가 필요하다고 보는 사람들의 이유</w:t>
+              <w:t xml:space="preserve">청구인이 침해되었다고 주장한 기본권 + 헌법 제  조 제  항</w:t>
             </w:r>
           </w:p>
         </w:tc>
@@ -3520,7 +3220,7 @@
       <w:tr>
         <w:trPr>
           <w:cantSplit/>
-          <w:trHeight w:val="1588" w:hRule="atLeast"/>
+          <w:trHeight w:val="1701" w:hRule="atLeast"/>
         </w:trPr>
         <w:tc>
           <w:tcPr>
@@ -3553,7 +3253,7 @@
                 <w:sz w:val="20"/>
                 <w:szCs w:val="20"/>
               </w:rPr>
-              <w:t xml:space="preserve">청원 제목·취지</w:t>
+              <w:t xml:space="preserve">반대편의 입장</w:t>
             </w:r>
           </w:p>
           <w:p>
@@ -3569,7 +3269,7 @@
                 <w:sz w:val="20"/>
                 <w:szCs w:val="20"/>
               </w:rPr>
-              <w:t xml:space="preserve">메모</w:t>
+              <w:t xml:space="preserve">(공익)</w:t>
             </w:r>
           </w:p>
         </w:tc>
@@ -3603,7 +3303,307 @@
                 <w:sz w:val="16"/>
                 <w:szCs w:val="16"/>
               </w:rPr>
-              <w:t xml:space="preserve">제목:                                         / 국회에 무엇을 어떻게 바꿔 달라고 할까? (법 개정·제도 개선)</w:t>
+              <w:t xml:space="preserve">그 법이 만들어진 이유, 지키려는 공익은?</w:t>
+            </w:r>
+          </w:p>
+        </w:tc>
+      </w:tr>
+      <w:tr>
+        <w:trPr>
+          <w:cantSplit/>
+          <w:trHeight w:val="680" w:hRule="atLeast"/>
+        </w:trPr>
+        <w:tc>
+          <w:tcPr>
+            <w:tcW w:type="dxa" w:w="2268"/>
+            <w:tcBorders>
+              <w:top w:val="single" w:color="808080" w:sz="4"/>
+              <w:left w:val="single" w:color="808080" w:sz="4"/>
+              <w:bottom w:val="single" w:color="808080" w:sz="4"/>
+              <w:right w:val="single" w:color="808080" w:sz="4"/>
+            </w:tcBorders>
+            <w:shd w:fill="DDEBF7" w:color="auto" w:val="clear"/>
+            <w:tcMar>
+              <w:top w:type="dxa" w:w="60"/>
+              <w:left w:type="dxa" w:w="100"/>
+              <w:bottom w:type="dxa" w:w="60"/>
+              <w:right w:type="dxa" w:w="100"/>
+            </w:tcMar>
+            <w:vAlign w:val="center"/>
+          </w:tcPr>
+          <w:p>
+            <w:pPr>
+              <w:spacing w:after="40" w:before="0"/>
+              <w:jc w:val="center"/>
+            </w:pPr>
+            <w:r>
+              <w:rPr>
+                <w:rFonts w:ascii="맑은 고딕" w:cs="맑은 고딕" w:eastAsia="맑은 고딕" w:hAnsi="맑은 고딕"/>
+                <w:b/>
+                <w:bCs/>
+                <w:sz w:val="20"/>
+                <w:szCs w:val="20"/>
+              </w:rPr>
+              <w:t xml:space="preserve">실제 결정</w:t>
+            </w:r>
+          </w:p>
+        </w:tc>
+        <w:tc>
+          <w:tcPr>
+            <w:tcW w:type="dxa" w:w="7938"/>
+            <w:tcBorders>
+              <w:top w:val="single" w:color="808080" w:sz="4"/>
+              <w:left w:val="single" w:color="808080" w:sz="4"/>
+              <w:bottom w:val="single" w:color="808080" w:sz="4"/>
+              <w:right w:val="single" w:color="808080" w:sz="4"/>
+            </w:tcBorders>
+            <w:tcMar>
+              <w:top w:type="dxa" w:w="60"/>
+              <w:left w:type="dxa" w:w="100"/>
+              <w:bottom w:type="dxa" w:w="60"/>
+              <w:right w:type="dxa" w:w="100"/>
+            </w:tcMar>
+            <w:vAlign w:val="top"/>
+          </w:tcPr>
+          <w:p>
+            <w:pPr>
+              <w:spacing w:after="40" w:before="0"/>
+            </w:pPr>
+            <w:r>
+              <w:rPr>
+                <w:rFonts w:ascii="맑은 고딕" w:cs="맑은 고딕" w:eastAsia="맑은 고딕" w:hAnsi="맑은 고딕"/>
+                <w:i/>
+                <w:iCs/>
+                <w:color w:val="7F7F7F"/>
+                <w:sz w:val="16"/>
+                <w:szCs w:val="16"/>
+              </w:rPr>
+              <w:t xml:space="preserve">□ 합헌  □ 위헌  □ 헌법불합치  □ 기타(          )   결정 연도:</w:t>
+            </w:r>
+          </w:p>
+        </w:tc>
+      </w:tr>
+      <w:tr>
+        <w:trPr>
+          <w:cantSplit/>
+          <w:trHeight w:val="2041" w:hRule="atLeast"/>
+        </w:trPr>
+        <w:tc>
+          <w:tcPr>
+            <w:tcW w:type="dxa" w:w="2268"/>
+            <w:tcBorders>
+              <w:top w:val="single" w:color="808080" w:sz="4"/>
+              <w:left w:val="single" w:color="808080" w:sz="4"/>
+              <w:bottom w:val="single" w:color="808080" w:sz="4"/>
+              <w:right w:val="single" w:color="808080" w:sz="4"/>
+            </w:tcBorders>
+            <w:shd w:fill="DDEBF7" w:color="auto" w:val="clear"/>
+            <w:tcMar>
+              <w:top w:type="dxa" w:w="60"/>
+              <w:left w:type="dxa" w:w="100"/>
+              <w:bottom w:type="dxa" w:w="60"/>
+              <w:right w:type="dxa" w:w="100"/>
+            </w:tcMar>
+            <w:vAlign w:val="center"/>
+          </w:tcPr>
+          <w:p>
+            <w:pPr>
+              <w:spacing w:after="40" w:before="0"/>
+              <w:jc w:val="center"/>
+            </w:pPr>
+            <w:r>
+              <w:rPr>
+                <w:rFonts w:ascii="맑은 고딕" w:cs="맑은 고딕" w:eastAsia="맑은 고딕" w:hAnsi="맑은 고딕"/>
+                <w:b/>
+                <w:bCs/>
+                <w:sz w:val="20"/>
+                <w:szCs w:val="20"/>
+              </w:rPr>
+              <w:t xml:space="preserve">핵심 이유</w:t>
+            </w:r>
+          </w:p>
+        </w:tc>
+        <w:tc>
+          <w:tcPr>
+            <w:tcW w:type="dxa" w:w="7938"/>
+            <w:tcBorders>
+              <w:top w:val="single" w:color="808080" w:sz="4"/>
+              <w:left w:val="single" w:color="808080" w:sz="4"/>
+              <w:bottom w:val="single" w:color="808080" w:sz="4"/>
+              <w:right w:val="single" w:color="808080" w:sz="4"/>
+            </w:tcBorders>
+            <w:tcMar>
+              <w:top w:type="dxa" w:w="60"/>
+              <w:left w:type="dxa" w:w="100"/>
+              <w:bottom w:type="dxa" w:w="60"/>
+              <w:right w:type="dxa" w:w="100"/>
+            </w:tcMar>
+            <w:vAlign w:val="top"/>
+          </w:tcPr>
+          <w:p>
+            <w:pPr>
+              <w:spacing w:after="40" w:before="0"/>
+            </w:pPr>
+            <w:r>
+              <w:rPr>
+                <w:rFonts w:ascii="맑은 고딕" w:cs="맑은 고딕" w:eastAsia="맑은 고딕" w:hAnsi="맑은 고딕"/>
+                <w:i/>
+                <w:iCs/>
+                <w:color w:val="7F7F7F"/>
+                <w:sz w:val="16"/>
+                <w:szCs w:val="16"/>
+              </w:rPr>
+              <w:t xml:space="preserve">헌법재판소가 그렇게 판단한 이유 1~2가지</w:t>
+            </w:r>
+          </w:p>
+        </w:tc>
+      </w:tr>
+      <w:tr>
+        <w:trPr>
+          <w:cantSplit/>
+          <w:trHeight w:val="1701" w:hRule="atLeast"/>
+        </w:trPr>
+        <w:tc>
+          <w:tcPr>
+            <w:tcW w:type="dxa" w:w="2268"/>
+            <w:tcBorders>
+              <w:top w:val="single" w:color="808080" w:sz="4"/>
+              <w:left w:val="single" w:color="808080" w:sz="4"/>
+              <w:bottom w:val="single" w:color="808080" w:sz="4"/>
+              <w:right w:val="single" w:color="808080" w:sz="4"/>
+            </w:tcBorders>
+            <w:shd w:fill="DDEBF7" w:color="auto" w:val="clear"/>
+            <w:tcMar>
+              <w:top w:type="dxa" w:w="60"/>
+              <w:left w:type="dxa" w:w="100"/>
+              <w:bottom w:type="dxa" w:w="60"/>
+              <w:right w:type="dxa" w:w="100"/>
+            </w:tcMar>
+            <w:vAlign w:val="center"/>
+          </w:tcPr>
+          <w:p>
+            <w:pPr>
+              <w:spacing w:after="40" w:before="0"/>
+              <w:jc w:val="center"/>
+            </w:pPr>
+            <w:r>
+              <w:rPr>
+                <w:rFonts w:ascii="맑은 고딕" w:cs="맑은 고딕" w:eastAsia="맑은 고딕" w:hAnsi="맑은 고딕"/>
+                <w:b/>
+                <w:bCs/>
+                <w:sz w:val="20"/>
+                <w:szCs w:val="20"/>
+              </w:rPr>
+              <w:t xml:space="preserve">나의 생각</w:t>
+            </w:r>
+          </w:p>
+        </w:tc>
+        <w:tc>
+          <w:tcPr>
+            <w:tcW w:type="dxa" w:w="7938"/>
+            <w:tcBorders>
+              <w:top w:val="single" w:color="808080" w:sz="4"/>
+              <w:left w:val="single" w:color="808080" w:sz="4"/>
+              <w:bottom w:val="single" w:color="808080" w:sz="4"/>
+              <w:right w:val="single" w:color="808080" w:sz="4"/>
+            </w:tcBorders>
+            <w:tcMar>
+              <w:top w:type="dxa" w:w="60"/>
+              <w:left w:type="dxa" w:w="100"/>
+              <w:bottom w:type="dxa" w:w="60"/>
+              <w:right w:type="dxa" w:w="100"/>
+            </w:tcMar>
+            <w:vAlign w:val="top"/>
+          </w:tcPr>
+          <w:p>
+            <w:pPr>
+              <w:spacing w:after="40" w:before="0"/>
+            </w:pPr>
+            <w:r>
+              <w:rPr>
+                <w:rFonts w:ascii="맑은 고딕" w:cs="맑은 고딕" w:eastAsia="맑은 고딕" w:hAnsi="맑은 고딕"/>
+                <w:i/>
+                <w:iCs/>
+                <w:color w:val="7F7F7F"/>
+                <w:sz w:val="16"/>
+                <w:szCs w:val="16"/>
+              </w:rPr>
+              <w:t xml:space="preserve">나는 이 결정에 □ 동의한다 □ 동의하지 않는다. 왜냐하면…</w:t>
+            </w:r>
+          </w:p>
+        </w:tc>
+      </w:tr>
+      <w:tr>
+        <w:trPr>
+          <w:cantSplit/>
+          <w:trHeight w:val="680" w:hRule="atLeast"/>
+        </w:trPr>
+        <w:tc>
+          <w:tcPr>
+            <w:tcW w:type="dxa" w:w="2268"/>
+            <w:tcBorders>
+              <w:top w:val="single" w:color="808080" w:sz="4"/>
+              <w:left w:val="single" w:color="808080" w:sz="4"/>
+              <w:bottom w:val="single" w:color="808080" w:sz="4"/>
+              <w:right w:val="single" w:color="808080" w:sz="4"/>
+            </w:tcBorders>
+            <w:shd w:fill="DDEBF7" w:color="auto" w:val="clear"/>
+            <w:tcMar>
+              <w:top w:type="dxa" w:w="60"/>
+              <w:left w:type="dxa" w:w="100"/>
+              <w:bottom w:type="dxa" w:w="60"/>
+              <w:right w:type="dxa" w:w="100"/>
+            </w:tcMar>
+            <w:vAlign w:val="center"/>
+          </w:tcPr>
+          <w:p>
+            <w:pPr>
+              <w:spacing w:after="40" w:before="0"/>
+              <w:jc w:val="center"/>
+            </w:pPr>
+            <w:r>
+              <w:rPr>
+                <w:rFonts w:ascii="맑은 고딕" w:cs="맑은 고딕" w:eastAsia="맑은 고딕" w:hAnsi="맑은 고딕"/>
+                <w:b/>
+                <w:bCs/>
+                <w:sz w:val="20"/>
+                <w:szCs w:val="20"/>
+              </w:rPr>
+              <w:t xml:space="preserve">출처</w:t>
+            </w:r>
+          </w:p>
+        </w:tc>
+        <w:tc>
+          <w:tcPr>
+            <w:tcW w:type="dxa" w:w="7938"/>
+            <w:tcBorders>
+              <w:top w:val="single" w:color="808080" w:sz="4"/>
+              <w:left w:val="single" w:color="808080" w:sz="4"/>
+              <w:bottom w:val="single" w:color="808080" w:sz="4"/>
+              <w:right w:val="single" w:color="808080" w:sz="4"/>
+            </w:tcBorders>
+            <w:tcMar>
+              <w:top w:type="dxa" w:w="60"/>
+              <w:left w:type="dxa" w:w="100"/>
+              <w:bottom w:type="dxa" w:w="60"/>
+              <w:right w:type="dxa" w:w="100"/>
+            </w:tcMar>
+            <w:vAlign w:val="top"/>
+          </w:tcPr>
+          <w:p>
+            <w:pPr>
+              <w:spacing w:after="40" w:before="0"/>
+            </w:pPr>
+            <w:r>
+              <w:rPr>
+                <w:rFonts w:ascii="맑은 고딕" w:cs="맑은 고딕" w:eastAsia="맑은 고딕" w:hAnsi="맑은 고딕"/>
+                <w:i/>
+                <w:iCs/>
+                <w:color w:val="7F7F7F"/>
+                <w:sz w:val="16"/>
+                <w:szCs w:val="16"/>
+              </w:rPr>
+              <w:t xml:space="preserve">사이트 이름·사건번호 등</w:t>
             </w:r>
           </w:p>
         </w:tc>
@@ -4015,7 +4015,7 @@
                 <w:sz w:val="18"/>
                 <w:szCs w:val="18"/>
               </w:rPr>
-              <w:t xml:space="preserve">✎ 청원 내용은 헌법소원 청구서의 틀로 씁니다 (칸은 없습니다. 조사지 B를 참고하세요.)</w:t>
+              <w:t xml:space="preserve">✎ 청원 내용은 헌법소원 청구서의 틀로 씁니다 (칸은 없습니다. 조사지 앞면을 참고하세요.)</w:t>
             </w:r>
           </w:p>
           <w:p>
@@ -5352,7 +5352,7 @@
                 <w:sz w:val="18"/>
                 <w:szCs w:val="18"/>
               </w:rPr>
-              <w:t xml:space="preserve">✎ 결정문 형식: 【사건】사건명 【청구인】 【주문】결론 한 문장 【이유】1. 사건 개요 2. 쟁점 3. 판단 4. 결론  (조사지 A 참고)</w:t>
+              <w:t xml:space="preserve">✎ 결정문 형식: 【사건】사건명 【청구인】 【주문】결론 한 문장 【이유】1. 사건 개요 2. 쟁점 3. 판단 4. 결론  (조사지 뒷면 참고)</w:t>
             </w:r>
           </w:p>
           <w:p>
